--- a/tillsyn/A 61327-2022 tillsynsbegäran.docx
+++ b/tillsyn/A 61327-2022 tillsynsbegäran.docx
@@ -365,7 +365,7 @@
     <w:r>
       <w:tab/>
       <w:tab/>
-      <w:t>2025-04-08</w:t>
+      <w:t>2025-04-09</w:t>
       <w:br/>
       <w:br/>
     </w:r>

--- a/tillsyn/A 61327-2022 tillsynsbegäran.docx
+++ b/tillsyn/A 61327-2022 tillsynsbegäran.docx
@@ -35,7 +35,7 @@
     </w:p>
     <w:p>
       <w:r>
-        <w:t>I avverkningsanmälan har följande 16 naturvårdsarter hittats: blanksvart spiklav (NT), blågrå svartspik (NT), dvärgbägarlav (NT), garnlav (NT), knottrig blåslav (NT), kolflarnlav (NT), mörk kolflarnlav (NT), rosenticka (NT), spillkråka (NT, §4), ullticka (NT), vedflamlav (NT), violettgrå tagellav (NT), vitgrynig nållav (NT), dropptaggsvamp (S), gråspett (§4) och tjäder (§4). Av dessa är 13 rödlistade. För rödlistade arter har rödlistekategorin angivits inom parentes. Arter som är signalarter enligt Skogsstyrelsen har markerats med (S). För fridlysta arter anges även paragrafen i Artskyddsförordningen som arten är fridlyst enligt.</w:t>
+        <w:t>I avverkningsanmälan har följande 17 naturvårdsarter hittats: blanksvart spiklav (NT), blågrå svartspik (NT), dvärgbägarlav (NT), garnlav (NT), knottrig blåslav (NT), kolflarnlav (NT), mörk kolflarnlav (NT), rosenticka (NT), spillkråka (NT, §4), tretåig hackspett (NT, §4), ullticka (NT), vedflamlav (NT), violettgrå tagellav (NT), vitgrynig nållav (NT), dropptaggsvamp (S), gråspett (§4) och tjäder (§4). Av dessa är 14 rödlistade. För rödlistade arter har rödlistekategorin angivits inom parentes. Arter som är signalarter enligt Skogsstyrelsen har markerats med (S). För fridlysta arter anges även paragrafen i Artskyddsförordningen som arten är fridlyst enligt.</w:t>
       </w:r>
     </w:p>
     <w:p>
@@ -50,7 +50,7 @@
       <w:r>
         <w:drawing>
           <wp:inline xmlns:a="http://schemas.openxmlformats.org/drawingml/2006/main" xmlns:pic="http://schemas.openxmlformats.org/drawingml/2006/picture">
-            <wp:extent cx="5486400" cy="3576047"/>
+            <wp:extent cx="5486400" cy="3540719"/>
             <wp:docPr id="1" name="Picture 1"/>
             <wp:cNvGraphicFramePr>
               <a:graphicFrameLocks noChangeAspect="1"/>
@@ -71,7 +71,7 @@
                   <pic:spPr>
                     <a:xfrm>
                       <a:off x="0" y="0"/>
-                      <a:ext cx="5486400" cy="3576047"/>
+                      <a:ext cx="5486400" cy="3540719"/>
                     </a:xfrm>
                     <a:prstGeom prst="rect"/>
                   </pic:spPr>
@@ -95,10 +95,94 @@
         <w:rPr>
           <w:b/>
         </w:rPr>
+        <w:t>Garnlav (NT)</w:t>
+      </w:r>
+      <w:r>
+        <w:t xml:space="preserve"> är en utpräglad barrskogsart som ibland kan drapera träden i norrländska grannaturskogar med hög luftfuktighet. Den förekommer även i talldominerade bestånd där den, förutom i trädens grenverk, påträffas hängande över ojämnheter i tallbarken. Arten har minskat starkt i södra och mellersta Sverige och den minskar även i sitt nordliga utbredningsområde. Orsaken till tillbakagången beror främst på slutavverkningar av naturskogsartade skogar. Bestånd med riklig förekomst bör regelmässigt sparas. Garnlav är värdväxt för den mycket sällsynta och akut hotade fjärilen barrskogslavfly (CR) som hör hemma i boreala barrskogar med riklig förekomst av värdväxten. Tidigare kunde arten konstateras årligen på flera platser vid Dala-Floda i Dalarna innan lokalerna kalavverkades. Senaste fyndet i landet av barrskogslavfly är från år 2000 då den påträffades vid Högberget i Sollefteå kommun (SLU Artdatabanken, 2024).</w:t>
+      </w:r>
+    </w:p>
+    <w:p>
+      <w:r>
+        <w:rPr>
+          <w:b/>
+        </w:rPr>
+        <w:t>Kolflarnlav (NT)</w:t>
+      </w:r>
+      <w:r>
+        <w:t xml:space="preserve"> är brandberoende och växer nästan uteslutande på kolad hård kärnved av tall. Etableringen verkar ske först 100–300 år efter brand och nytt substrat nybildas i mycket begränsad omfattning. Avverkning av tallskog av naturskogskaraktär med spår av återkommande bränder är ett hot och mängden lämplig ved att växa på för arten minskar dels på grund av naturlig nedbrytning men framförallt på grund av att det förstörs i samband med slutavverkningar, gallringar och markberedning. Såväl kolflarnlav som mörk kolflarnlav har glänsande bålfjäll och förekommer främst i tall- och blandbarrskogar av naturskogskaraktär med spår av återkommande bränder. Skogar som dessa hyser höga biologiska värden och bör skyddas (SLU Artdatabanken, 2024).</w:t>
+      </w:r>
+    </w:p>
+    <w:p>
+      <w:r>
+        <w:rPr>
+          <w:b/>
+        </w:rPr>
+        <w:t>Mörk kolflarnlav (NT)</w:t>
+      </w:r>
+      <w:r>
+        <w:t xml:space="preserve"> är brandberoende och växer nästan uteslutande på kolad hård kärnved av tall. Arten förekommer främst i glesa, öppna tall- och blandbarrskogar av naturskogskaraktär och etableringen verkar ske sent efter brand, kanske först efter 100–300 år. Mörk kolflarnlav indikerar skog med höga naturvärden och vanligast är att den påträffas på rester av nedbrunna torrakor och högstubbar och lågstubbar som är så grova att hela innandömet är urbränt. Tall- och blandbarrskogar av naturskogskaraktär med spår av återkommande bränder hyser höga biologiska värden och bör skyddas (SLU Artdatabanken, 2024).</w:t>
+      </w:r>
+    </w:p>
+    <w:p>
+      <w:r>
+        <w:rPr>
+          <w:b/>
+        </w:rPr>
         <w:t>Rosenticka (NT)</w:t>
       </w:r>
       <w:r>
         <w:t>, rödlistad som nära hotad, ingår i en karaktäristisk association av vedsvampar som växer på gamla, grova granlågor i urskogsartade barrskogar. Den är placerad i toppen av Skogsstyrelsens värdepyramid för bedömning av skog med höga naturvärden och indikerar ett granskogsekosystem med långvarig kontinuitet av grova lågor. Artens beroende av grova granlågor innebär att alla skogsskötselåtgärder på eller i omedelbar närhet av lokalerna utgör ett hot på lång sikt. Det är angeläget att populationerna inte ytterligare glesas ut och ett tillräckligt antal områden där arten nu finns måste sparas för framtiden (Nitare &amp; Skogsstyrelsen, 2019; SLU Artdatabanken, 2024).</w:t>
+      </w:r>
+    </w:p>
+    <w:p>
+      <w:r>
+        <w:rPr>
+          <w:b/>
+        </w:rPr>
+        <w:t>Ullticka (NT)</w:t>
+      </w:r>
+      <w:r>
+        <w:t xml:space="preserve"> är knuten till restbestånd av barrnaturskog och förekommer med ett tydligt optimum i orörda eller måttligt påverkade gamla granskogar där det föreligger viss kontinuitet av grov död ved. Ullticka är en bra signalart inom hela sitt utbredningsområde och i södra Sverige är den sällsynt och en god signalart för skyddsvärda granskogsmiljöer. Den hotas av avverkning och fragmentering av naturskog och äldre granskog med lång trädkontinuitet. På ullticka kan ibland ulltickeporing (VU) påträffas - det är en sällsynt ticka som nyligen delats upp i tre olika arter: </w:t>
+      </w:r>
+      <w:r>
+        <w:rPr>
+          <w:i/>
+        </w:rPr>
+        <w:t xml:space="preserve">Skeletocutis brevispora </w:t>
+      </w:r>
+      <w:r>
+        <w:t>(ulltickeporing)</w:t>
+      </w:r>
+      <w:r>
+        <w:rPr>
+          <w:i/>
+        </w:rPr>
+        <w:t>, Skeletocutis delicata och Skeletocutis exilis</w:t>
+      </w:r>
+      <w:r>
+        <w:t>. De två sistnämnda arterna står för närvarande (2020) som ej bedömda i rödlistan (SLU Artdatabanken, 2024; Nitare &amp; Skogsstyrelsen, 2019; Miettinen &amp; Niemelä, 2018).</w:t>
+      </w:r>
+    </w:p>
+    <w:p>
+      <w:r>
+        <w:rPr>
+          <w:b/>
+        </w:rPr>
+        <w:t>Vedflamlav (NT)</w:t>
+      </w:r>
+      <w:r>
+        <w:t xml:space="preserve"> växer på gammal hård och torr, exponerad kärnved av tall, främst på högstubbar i ljusöppna lägen, t.ex. vid och på myrar, sjökanter, i glesa hällmarkskogar och i brandpräglade tallnaturskogar. Substratet nyskapas i begränsad omfattning och arten är en utmärkt indikator på höga naturvärden i denna skogstyp. Tall- och barrblandskogar med naturskogskaraktär och spår av bränder har ofta höga biologiska värden och bör skyddas (SLU Artdatabanken, 2024).</w:t>
+      </w:r>
+    </w:p>
+    <w:p>
+      <w:r>
+        <w:rPr>
+          <w:b/>
+        </w:rPr>
+        <w:t>Violettgrå tagellav (NT)</w:t>
+      </w:r>
+      <w:r>
+        <w:t xml:space="preserve"> växer nästan uteslutande i gamla olikåldriga barrnaturskogar med lång skoglig kontinuitet och är en utmärkt signal på skog med höga naturvärden. Slutavverkning av tidigare aldrig slutavverkad skog (kontinuitetsskog) är det största hotet. Biotopen nyskapas i begränsad omfattning och barrskog äldre än 160 år, där den violettgrå tagellaven huvudsakligen påträffas har minskat med 50% de senaste 50 åren. Lågproduktiv skogsmark där laven förekommer bör undantas från skogsbruk och rika förekomster i äldre granskog bör skyddas. Arten är känslig för uttorkning och det är väsentligt att tillräckligt stora bestånd avsätts (SLU Artdatabanken, 2024; Nitare &amp; Skogsstyrelsen, 2019).</w:t>
       </w:r>
     </w:p>
     <w:p>
@@ -111,7 +195,7 @@
     </w:p>
     <w:p>
       <w:r>
-        <w:t>Följande fridlysta arter har sina livsmiljöer och växtplatser i den avverkningsanmälda skogen: spillkråka (NT, §4), gråspett (§4) och tjäder (§4).</w:t>
+        <w:t>Följande fridlysta arter har sina livsmiljöer och växtplatser i den avverkningsanmälda skogen: spillkråka (NT, §4), tretåig hackspett (NT, §4), gråspett (§4) och tjäder (§4).</w:t>
       </w:r>
     </w:p>
     <w:p>
@@ -137,6 +221,17 @@
       </w:r>
       <w:r>
         <w:t xml:space="preserve"> är rödlistad som nära hotad och ingår i bilaga 1 i EU:s fågeldirektiv. Den minskar i population på grund av minskad tillgång på lämpliga bo- och födoträd och minskad födotillgång. Spillkråkans minskningstakt har uppgått till 19 (24–10) % under de senaste 15 åren. Minskningstakten för den svenska populationen bedöms vara nära gränsvärdet för Sårbar (VU) (A2bc). Skogsbruk med korta omloppstider och täta, homogena ungskogar utgör det största hotet, (SLU Artdatabanken, 2023).</w:t>
+      </w:r>
+    </w:p>
+    <w:p>
+      <w:r>
+        <w:rPr>
+          <w:b/>
+        </w:rPr>
+        <w:t>Tretåig hackspett (NT, §4)</w:t>
+      </w:r>
+      <w:r>
+        <w:t xml:space="preserve"> är rödlistad som nära hotad och ingår i bilaga 1 i EU:s fågeldirektiv. Tretåig hackspett är för sin överlevnad beroende av kontinuerlig tillförsel av äldre döende och död ved, som sker genom naturliga självgallringsprocesser i äldre grannaturskogar och barrblandade naturskogar. Om en skog genom skogsbruk gallras eller glesas ur så upphör och uteblir i stort sett den naturliga självgallringsprocessen för mycket lång tid framöver vilket omöjliggör upprätthållandet av den kontinuerliga ekologiska funktionen i ett område. Det finns studier som visar att naturskogens självgallringsprocess som den tretåiga hackspetten är beroende av, inte kan ersättas med efterlämnad hänsyn i skogsbruket (Imbeau &amp; Desrochers, 2002). Storleken på häckningsreviret varierar med skogstypen, förekomsten av död ved och graden av fragmentering, men är i allmänhet i storleksordningen 25–100 hektar. Vintertid krävs ofta betydligt större områden och det finns studier som antyder att arten behöver minst 100 hektar äldre skog. I områden med låg bonitet kan det behövas över 200 hektar lämpligt habitat för att ett par ska kunna reproducera sig (Skogsstyrelsen, 2016).</w:t>
       </w:r>
     </w:p>
     <w:p>
@@ -207,12 +302,12 @@
     </w:p>
     <w:p>
       <w:r>
-        <w:t>Tjäder (§4) är en utpräglad skogsfågel knuten till större sammanhängande barrskogsområden. Tupparna och hönorna utnyttjar till viss del olika miljöer, och habitatvalet varierar dessutom mellan olika delar av året. För att det ska finnas livskraftiga tjäderbestånd krävs funktionella skogslandskap med en blandning av uppvuxen, gles och luckig skog, täta sumpskogar, myrar och andra små våtmarker.</w:t>
+        <w:t>Tjäder (§4) är en utpräglad skogsfågel knuten till större sammanhängande barrskogsområden. Tupparna och hönorna utnyttjar till viss del olika miljöer, och habitatvalet varierar dessutom mellan olika delar av året. För att det ska finnas livskraftiga tjäderbestånd krävs funktionella skogslandskap med en blandning av uppvuxen, gles och luckig skog, täta sumpskogar, myrar och andra små våtmarker (Skogsstyrelsen, 2019).</w:t>
       </w:r>
     </w:p>
     <w:p>
       <w:r>
-        <w:t>Arten försvinner när skogen fragmenteras och den sammanlagda arealen hyggen och andra öppna områden blir för stor. Ett småskaligt och försiktigt virkesuttag genom hyggesfria metoder kan i vissa fall vara möjligt i området inom 200 m från lekcentrum. Längre ut från lekcentrum, inom 200–500 m bör den avverkade ytan inte överskrida 1 hektar för att undvika alltför stora och snabba förändringar.</w:t>
+        <w:t>Arten försvinner när skogen fragmenteras och den sammanlagda arealen hyggen och andra öppna områden blir för stor. Ett småskaligt och försiktigt virkesuttag genom hyggesfria metoder kan i vissa fall vara möjligt i området inom 200 m från lekcentrum. Längre ut från lekcentrum, inom 200–500 m bör den avverkade ytan inte överskrida 1 hektar för att undvika alltför stora och snabba förändringar (Skogsstyrelsen, 2019).</w:t>
       </w:r>
     </w:p>
     <w:p>
@@ -235,6 +330,169 @@
       </w:r>
       <w:r>
         <w:t>https://www.skogsstyrelsen.se/globalassets/lag-och-tillsyn/artskydd/vagledningar-for-hansyn-till-faglar/tjader-vagledning-hansyn2.pdf</w:t>
+      </w:r>
+    </w:p>
+    <w:p>
+      <w:pPr>
+        <w:pStyle w:val="Heading1"/>
+      </w:pPr>
+      <w:r>
+        <w:t>Tretåig hackspett – ekologi samt krav på livsmiljön</w:t>
+      </w:r>
+    </w:p>
+    <w:p>
+      <w:r>
+        <w:t xml:space="preserve">Tretåig hackspett (NT) är fridlyst enligt §4 Artskyddsförordningen och finns med som prioriterad art i Skogsstyrelsen vägledning för skogsbruket (bilaga 4 till SVL). I vägledningen står bland annat att: </w:t>
+      </w:r>
+      <w:r>
+        <w:rPr>
+          <w:i/>
+        </w:rPr>
+        <w:t xml:space="preserve">“Tretåig hackspett har stora arealkrav och höga krav på sin livsmiljö. Omdaningen av naturskogar till kulturskogar medför en förlust av viktiga miljöer, något som förstärks av ökad fragmentering till följd av avverkningar.” </w:t>
+      </w:r>
+      <w:r>
+        <w:t xml:space="preserve">Vidare att: </w:t>
+      </w:r>
+      <w:r>
+        <w:rPr>
+          <w:i/>
+        </w:rPr>
+        <w:t>“Områden med dokumenterad permanent förekomst i naturskogsmiljöer har vanligen så stora naturvärden att skogsbruk är olämpligt”.</w:t>
+      </w:r>
+    </w:p>
+    <w:p>
+      <w:r>
+        <w:t>Tretåig hackspett är beroende av större sammanhängande naturskogar med kontinuerlig tillgång och nybildning av död ved och fragmentering av livsmiljöerna utgör ett stort hot mot arten (se exempelvis Stachura-Skierczynska et al., 2009; Wesolowski et al., 2005; Butler et al., 2004; Pakkala et al., 2002; Amcoff et al., 1996; Virkkala, 1991). Det finns studier som visar att naturskogens självgallringsprocess som den tretåiga hackspetten är beroende av, inte kan ersättas med efterlämnad hänsyn i skogsbruket (Imbeau &amp; Desrochers, 2002).</w:t>
+      </w:r>
+    </w:p>
+    <w:p>
+      <w:r>
+        <w:t>Permanenta revir av tretåig hackspett karaktäriseras ofta av artens typiska ringformigt ordnade hackmärken på framför allt gamla granar. För att säkerställa att inte revir av tretåig hackspett drabbas av avverkningsplanerna bör en inventering göras i området både under häckningstid och under vintern, då arten utnyttjar betydligt större områden än under sommarens häckningsrevir. Storleken på häckningsreviret varierar med skogstypen, förekomsten av död ved och graden av fragmentering, men är i allmänhet i storleksordningen 25–100 hektar.</w:t>
+      </w:r>
+    </w:p>
+    <w:p>
+      <w:r>
+        <w:t>Förutom fridlysning enligt §4 Artskyddsförordningen är tretåig hackspett även förtecknad i EU:s fågeldirektiv bilaga 1. Den ingår också i Natura 2000 och är förtecknad i Bernkonventionen bilaga II (strikt skyddade djurarter).</w:t>
+      </w:r>
+    </w:p>
+    <w:p>
+      <w:pPr>
+        <w:pStyle w:val="Heading2"/>
+      </w:pPr>
+      <w:r>
+        <w:t>Referenser – tretåig hackspett</w:t>
+      </w:r>
+    </w:p>
+    <w:p>
+      <w:r>
+        <w:t xml:space="preserve">Amcoff, M. &amp; Eriksson, P. 1996. </w:t>
+      </w:r>
+      <w:r>
+        <w:rPr>
+          <w:i/>
+        </w:rPr>
+        <w:t xml:space="preserve">Förekomst av tretåig hackspett Picoides tridactylus på bestånds- och landskapsnivå. </w:t>
+      </w:r>
+      <w:r>
+        <w:t>Ornis Svecica 6: 107–119</w:t>
+      </w:r>
+    </w:p>
+    <w:p>
+      <w:r>
+        <w:t xml:space="preserve">Butler, R., Angelstam, P., Ekelund, P. &amp; Schlaeffer, R. 2004. </w:t>
+      </w:r>
+      <w:r>
+        <w:rPr>
+          <w:i/>
+        </w:rPr>
+        <w:t xml:space="preserve">Dead wood threshold values for the three-toed woodpecker presence in boreal and sub-Alpine forest. </w:t>
+      </w:r>
+      <w:r>
+        <w:t>Biological conservation 119(3): 305–318</w:t>
+      </w:r>
+    </w:p>
+    <w:p>
+      <w:r>
+        <w:t xml:space="preserve">Imbeau, L. &amp; Desrochers, A. 2002. </w:t>
+      </w:r>
+      <w:r>
+        <w:rPr>
+          <w:i/>
+        </w:rPr>
+        <w:t xml:space="preserve">Foraging Ecology and Use of Drumming Trees by Three-Toed Woodpeckers. </w:t>
+      </w:r>
+      <w:r>
+        <w:t>The Journal of Wildlife Management. Vol. 66, No. 1 (Jan., 2002), pp. 222–231.</w:t>
+      </w:r>
+    </w:p>
+    <w:p>
+      <w:r>
+        <w:t xml:space="preserve">Pakkala, T., Hanski, I. &amp; Tomppo, E. 2002. </w:t>
+      </w:r>
+      <w:r>
+        <w:rPr>
+          <w:i/>
+        </w:rPr>
+        <w:t xml:space="preserve">Spatial ecology of the three-toed woodpecker in managed forest landscapes. </w:t>
+      </w:r>
+      <w:r>
+        <w:t>Silva Fennica 36(1): 279–288.</w:t>
+      </w:r>
+    </w:p>
+    <w:p>
+      <w:r>
+        <w:t xml:space="preserve">Skogsstyrelsen, 2016. </w:t>
+      </w:r>
+      <w:r>
+        <w:rPr>
+          <w:i/>
+        </w:rPr>
+        <w:t xml:space="preserve">Vägledning för hänsyn till fåglar – Tretåig hackspett. </w:t>
+      </w:r>
+      <w:r>
+        <w:t>www.skogsstyrelsen.se</w:t>
+      </w:r>
+    </w:p>
+    <w:p>
+      <w:r>
+        <w:t xml:space="preserve">Stachura-Skierczynska, K., Tumiel, T. &amp; Skierczynski, M. 2009. </w:t>
+      </w:r>
+      <w:r>
+        <w:rPr>
+          <w:i/>
+        </w:rPr>
+        <w:t xml:space="preserve">Habitat prediction model for three-toed woodpecker and its implications for the conservation of biologically valuable forests. </w:t>
+      </w:r>
+      <w:r>
+        <w:t>Forest Ecology and Management 258(5): 697–703.</w:t>
+      </w:r>
+    </w:p>
+    <w:p>
+      <w:r>
+        <w:t xml:space="preserve">Virkkala, R. 1991. </w:t>
+      </w:r>
+      <w:r>
+        <w:rPr>
+          <w:i/>
+        </w:rPr>
+        <w:t xml:space="preserve">Population trends of forest birds in a Finnish Lapland landscape of large habitat blocks – Consequences of stochastic environmental variation or regional habitat alteration. </w:t>
+      </w:r>
+      <w:r>
+        <w:t>Biological conservation 56(2): 223–240</w:t>
+      </w:r>
+    </w:p>
+    <w:p>
+      <w:r>
+        <w:t xml:space="preserve">Wesolowski, T., Czeszczewik, D. &amp; Rowinski, P. 2005. </w:t>
+      </w:r>
+      <w:r>
+        <w:rPr>
+          <w:i/>
+        </w:rPr>
+        <w:t xml:space="preserve">Effects of forest management on Three-toed Woodpecker Picoides tridactylus distribution in the Bialowieza Forest (NE Poland): conservation implications. </w:t>
+      </w:r>
+      <w:r>
+        <w:t>Acta Ornithologica 40(1): 53–60.</w:t>
       </w:r>
     </w:p>
     <w:sectPr>
@@ -365,7 +623,7 @@
     <w:r>
       <w:tab/>
       <w:tab/>
-      <w:t>2025-04-09</w:t>
+      <w:t>2025-04-10</w:t>
       <w:br/>
       <w:br/>
     </w:r>

--- a/tillsyn/A 61327-2022 tillsynsbegäran.docx
+++ b/tillsyn/A 61327-2022 tillsynsbegäran.docx
@@ -623,7 +623,7 @@
     <w:r>
       <w:tab/>
       <w:tab/>
-      <w:t>2025-04-10</w:t>
+      <w:t>2025-04-11</w:t>
       <w:br/>
       <w:br/>
     </w:r>

--- a/tillsyn/A 61327-2022 tillsynsbegäran.docx
+++ b/tillsyn/A 61327-2022 tillsynsbegäran.docx
@@ -623,7 +623,7 @@
     <w:r>
       <w:tab/>
       <w:tab/>
-      <w:t>2025-04-11</w:t>
+      <w:t>2025-04-12</w:t>
       <w:br/>
       <w:br/>
     </w:r>

--- a/tillsyn/A 61327-2022 tillsynsbegäran.docx
+++ b/tillsyn/A 61327-2022 tillsynsbegäran.docx
@@ -623,7 +623,7 @@
     <w:r>
       <w:tab/>
       <w:tab/>
-      <w:t>2025-04-12</w:t>
+      <w:t>2025-04-13</w:t>
       <w:br/>
       <w:br/>
     </w:r>

--- a/tillsyn/A 61327-2022 tillsynsbegäran.docx
+++ b/tillsyn/A 61327-2022 tillsynsbegäran.docx
@@ -231,7 +231,7 @@
         <w:t>Tretåig hackspett (NT, §4)</w:t>
       </w:r>
       <w:r>
-        <w:t xml:space="preserve"> är rödlistad som nära hotad och ingår i bilaga 1 i EU:s fågeldirektiv. Tretåig hackspett är för sin överlevnad beroende av kontinuerlig tillförsel av äldre döende och död ved, som sker genom naturliga självgallringsprocesser i äldre grannaturskogar och barrblandade naturskogar. Om en skog genom skogsbruk gallras eller glesas ur så upphör och uteblir i stort sett den naturliga självgallringsprocessen för mycket lång tid framöver vilket omöjliggör upprätthållandet av den kontinuerliga ekologiska funktionen i ett område. Det finns studier som visar att naturskogens självgallringsprocess som den tretåiga hackspetten är beroende av, inte kan ersättas med efterlämnad hänsyn i skogsbruket (Imbeau &amp; Desrochers, 2002). Storleken på häckningsreviret varierar med skogstypen, förekomsten av död ved och graden av fragmentering, men är i allmänhet i storleksordningen 25–100 hektar. Vintertid krävs ofta betydligt större områden och det finns studier som antyder att arten behöver minst 100 hektar äldre skog. I områden med låg bonitet kan det behövas över 200 hektar lämpligt habitat för att ett par ska kunna reproducera sig (Skogsstyrelsen, 2016).</w:t>
+        <w:t xml:space="preserve"> är rödlistad som nära hotad och ingår i bilaga 1 i EU:s fågeldirektiv. Tretåig hackspett är för sin överlevnad beroende av kontinuerlig tillförsel av äldre döende och död ved, som sker genom naturliga självgallringsprocesser i äldre grannaturskogar och barrblandade naturskogar. Om en skog genom skogsbruk gallras eller glesas ur så upphör och uteblir i stort sett den naturliga självgallringsprocessen för mycket lång tid framöver vilket omöjliggör upprätthållandet av den kontinuerliga ekologiska funktionen i ett område. Det finns studier som visar att naturskogens självgallringsprocess som den tretåiga hackspetten är beroende av, inte kan ersättas med efterlämnad hänsyn i skogsbruket (Imbeau &amp; Desrochers, 2002). Storleken på häckningsreviret varierar med skogstypen, förekomsten av död ved och graden av fragmentering, men är i allmänhet i storleksordningen 25–100 hektar. Vintertid krävs ofta betydligt större områden och det finns studier som antyder att arten behöver minst 100 hektar äldre skog. I områden med låg bonitet kan det behövas över 200 hektar lämpligt habitat för att ett par ska kunna reproducera sig. Områden med dokumenterad permanent förekomst i naturskogsmiljöer har vanligen så stora naturvärden att skogsbruk är olämpligt (Skogsstyrelsen, 2016).</w:t>
       </w:r>
     </w:p>
     <w:p>
@@ -623,7 +623,7 @@
     <w:r>
       <w:tab/>
       <w:tab/>
-      <w:t>2025-04-13</w:t>
+      <w:t>2025-04-14</w:t>
       <w:br/>
       <w:br/>
     </w:r>

--- a/tillsyn/A 61327-2022 tillsynsbegäran.docx
+++ b/tillsyn/A 61327-2022 tillsynsbegäran.docx
@@ -623,7 +623,7 @@
     <w:r>
       <w:tab/>
       <w:tab/>
-      <w:t>2025-04-14</w:t>
+      <w:t>2025-04-15</w:t>
       <w:br/>
       <w:br/>
     </w:r>

--- a/tillsyn/A 61327-2022 tillsynsbegäran.docx
+++ b/tillsyn/A 61327-2022 tillsynsbegäran.docx
@@ -623,7 +623,7 @@
     <w:r>
       <w:tab/>
       <w:tab/>
-      <w:t>2025-04-15</w:t>
+      <w:t>2025-04-16</w:t>
       <w:br/>
       <w:br/>
     </w:r>

--- a/tillsyn/A 61327-2022 tillsynsbegäran.docx
+++ b/tillsyn/A 61327-2022 tillsynsbegäran.docx
@@ -623,7 +623,7 @@
     <w:r>
       <w:tab/>
       <w:tab/>
-      <w:t>2025-04-16</w:t>
+      <w:t>2025-04-17</w:t>
       <w:br/>
       <w:br/>
     </w:r>

--- a/tillsyn/A 61327-2022 tillsynsbegäran.docx
+++ b/tillsyn/A 61327-2022 tillsynsbegäran.docx
@@ -623,7 +623,7 @@
     <w:r>
       <w:tab/>
       <w:tab/>
-      <w:t>2025-04-17</w:t>
+      <w:t>2025-04-18</w:t>
       <w:br/>
       <w:br/>
     </w:r>

--- a/tillsyn/A 61327-2022 tillsynsbegäran.docx
+++ b/tillsyn/A 61327-2022 tillsynsbegäran.docx
@@ -623,7 +623,7 @@
     <w:r>
       <w:tab/>
       <w:tab/>
-      <w:t>2025-04-18</w:t>
+      <w:t>2025-04-19</w:t>
       <w:br/>
       <w:br/>
     </w:r>

--- a/tillsyn/A 61327-2022 tillsynsbegäran.docx
+++ b/tillsyn/A 61327-2022 tillsynsbegäran.docx
@@ -678,7 +678,7 @@
     <w:r>
       <w:tab/>
       <w:tab/>
-      <w:t>2025-05-03</w:t>
+      <w:t>2025-05-04</w:t>
       <w:br/>
       <w:br/>
     </w:r>

--- a/tillsyn/A 61327-2022 tillsynsbegäran.docx
+++ b/tillsyn/A 61327-2022 tillsynsbegäran.docx
@@ -678,7 +678,7 @@
     <w:r>
       <w:tab/>
       <w:tab/>
-      <w:t>2025-05-04</w:t>
+      <w:t>2025-05-06</w:t>
       <w:br/>
       <w:br/>
     </w:r>

--- a/tillsyn/A 61327-2022 tillsynsbegäran.docx
+++ b/tillsyn/A 61327-2022 tillsynsbegäran.docx
@@ -678,7 +678,7 @@
     <w:r>
       <w:tab/>
       <w:tab/>
-      <w:t>2025-05-06</w:t>
+      <w:t>2025-05-07</w:t>
       <w:br/>
       <w:br/>
     </w:r>

--- a/tillsyn/A 61327-2022 tillsynsbegäran.docx
+++ b/tillsyn/A 61327-2022 tillsynsbegäran.docx
@@ -678,7 +678,7 @@
     <w:r>
       <w:tab/>
       <w:tab/>
-      <w:t>2025-05-07</w:t>
+      <w:t>2025-05-08</w:t>
       <w:br/>
       <w:br/>
     </w:r>

--- a/tillsyn/A 61327-2022 tillsynsbegäran.docx
+++ b/tillsyn/A 61327-2022 tillsynsbegäran.docx
@@ -678,7 +678,7 @@
     <w:r>
       <w:tab/>
       <w:tab/>
-      <w:t>2025-05-08</w:t>
+      <w:t>2025-05-09</w:t>
       <w:br/>
       <w:br/>
     </w:r>

--- a/tillsyn/A 61327-2022 tillsynsbegäran.docx
+++ b/tillsyn/A 61327-2022 tillsynsbegäran.docx
@@ -678,7 +678,7 @@
     <w:r>
       <w:tab/>
       <w:tab/>
-      <w:t>2025-05-09</w:t>
+      <w:t>2025-05-10</w:t>
       <w:br/>
       <w:br/>
     </w:r>

--- a/tillsyn/A 61327-2022 tillsynsbegäran.docx
+++ b/tillsyn/A 61327-2022 tillsynsbegäran.docx
@@ -678,7 +678,7 @@
     <w:r>
       <w:tab/>
       <w:tab/>
-      <w:t>2025-05-10</w:t>
+      <w:t>2025-05-11</w:t>
       <w:br/>
       <w:br/>
     </w:r>

--- a/tillsyn/A 61327-2022 tillsynsbegäran.docx
+++ b/tillsyn/A 61327-2022 tillsynsbegäran.docx
@@ -678,7 +678,7 @@
     <w:r>
       <w:tab/>
       <w:tab/>
-      <w:t>2025-05-11</w:t>
+      <w:t>2025-05-12</w:t>
       <w:br/>
       <w:br/>
     </w:r>

--- a/tillsyn/A 61327-2022 tillsynsbegäran.docx
+++ b/tillsyn/A 61327-2022 tillsynsbegäran.docx
@@ -678,7 +678,7 @@
     <w:r>
       <w:tab/>
       <w:tab/>
-      <w:t>2025-05-12</w:t>
+      <w:t>2025-05-13</w:t>
       <w:br/>
       <w:br/>
     </w:r>

--- a/tillsyn/A 61327-2022 tillsynsbegäran.docx
+++ b/tillsyn/A 61327-2022 tillsynsbegäran.docx
@@ -678,7 +678,7 @@
     <w:r>
       <w:tab/>
       <w:tab/>
-      <w:t>2025-05-13</w:t>
+      <w:t>2025-05-14</w:t>
       <w:br/>
       <w:br/>
     </w:r>

--- a/tillsyn/A 61327-2022 tillsynsbegäran.docx
+++ b/tillsyn/A 61327-2022 tillsynsbegäran.docx
@@ -678,7 +678,7 @@
     <w:r>
       <w:tab/>
       <w:tab/>
-      <w:t>2025-05-14</w:t>
+      <w:t>2025-05-15</w:t>
       <w:br/>
       <w:br/>
     </w:r>

--- a/tillsyn/A 61327-2022 tillsynsbegäran.docx
+++ b/tillsyn/A 61327-2022 tillsynsbegäran.docx
@@ -678,7 +678,7 @@
     <w:r>
       <w:tab/>
       <w:tab/>
-      <w:t>2025-05-15</w:t>
+      <w:t>2025-05-16</w:t>
       <w:br/>
       <w:br/>
     </w:r>

--- a/tillsyn/A 61327-2022 tillsynsbegäran.docx
+++ b/tillsyn/A 61327-2022 tillsynsbegäran.docx
@@ -678,7 +678,7 @@
     <w:r>
       <w:tab/>
       <w:tab/>
-      <w:t>2025-05-16</w:t>
+      <w:t>2025-05-17</w:t>
       <w:br/>
       <w:br/>
     </w:r>

--- a/tillsyn/A 61327-2022 tillsynsbegäran.docx
+++ b/tillsyn/A 61327-2022 tillsynsbegäran.docx
@@ -678,7 +678,7 @@
     <w:r>
       <w:tab/>
       <w:tab/>
-      <w:t>2025-05-17</w:t>
+      <w:t>2025-05-18</w:t>
       <w:br/>
       <w:br/>
     </w:r>

--- a/tillsyn/A 61327-2022 tillsynsbegäran.docx
+++ b/tillsyn/A 61327-2022 tillsynsbegäran.docx
@@ -678,7 +678,7 @@
     <w:r>
       <w:tab/>
       <w:tab/>
-      <w:t>2025-05-18</w:t>
+      <w:t>2025-05-19</w:t>
       <w:br/>
       <w:br/>
     </w:r>

--- a/tillsyn/A 61327-2022 tillsynsbegäran.docx
+++ b/tillsyn/A 61327-2022 tillsynsbegäran.docx
@@ -678,7 +678,7 @@
     <w:r>
       <w:tab/>
       <w:tab/>
-      <w:t>2025-05-19</w:t>
+      <w:t>2025-05-20</w:t>
       <w:br/>
       <w:br/>
     </w:r>

--- a/tillsyn/A 61327-2022 tillsynsbegäran.docx
+++ b/tillsyn/A 61327-2022 tillsynsbegäran.docx
@@ -678,7 +678,7 @@
     <w:r>
       <w:tab/>
       <w:tab/>
-      <w:t>2025-05-20</w:t>
+      <w:t>2025-05-21</w:t>
       <w:br/>
       <w:br/>
     </w:r>

--- a/tillsyn/A 61327-2022 tillsynsbegäran.docx
+++ b/tillsyn/A 61327-2022 tillsynsbegäran.docx
@@ -678,7 +678,7 @@
     <w:r>
       <w:tab/>
       <w:tab/>
-      <w:t>2025-05-21</w:t>
+      <w:t>2025-05-22</w:t>
       <w:br/>
       <w:br/>
     </w:r>

--- a/tillsyn/A 61327-2022 tillsynsbegäran.docx
+++ b/tillsyn/A 61327-2022 tillsynsbegäran.docx
@@ -678,7 +678,7 @@
     <w:r>
       <w:tab/>
       <w:tab/>
-      <w:t>2025-05-22</w:t>
+      <w:t>2025-05-23</w:t>
       <w:br/>
       <w:br/>
     </w:r>

--- a/tillsyn/A 61327-2022 tillsynsbegäran.docx
+++ b/tillsyn/A 61327-2022 tillsynsbegäran.docx
@@ -678,7 +678,7 @@
     <w:r>
       <w:tab/>
       <w:tab/>
-      <w:t>2025-05-23</w:t>
+      <w:t>2025-05-24</w:t>
       <w:br/>
       <w:br/>
     </w:r>

--- a/tillsyn/A 61327-2022 tillsynsbegäran.docx
+++ b/tillsyn/A 61327-2022 tillsynsbegäran.docx
@@ -678,7 +678,7 @@
     <w:r>
       <w:tab/>
       <w:tab/>
-      <w:t>2025-05-24</w:t>
+      <w:t>2025-05-25</w:t>
       <w:br/>
       <w:br/>
     </w:r>

--- a/tillsyn/A 61327-2022 tillsynsbegäran.docx
+++ b/tillsyn/A 61327-2022 tillsynsbegäran.docx
@@ -678,7 +678,7 @@
     <w:r>
       <w:tab/>
       <w:tab/>
-      <w:t>2025-05-25</w:t>
+      <w:t>2025-05-26</w:t>
       <w:br/>
       <w:br/>
     </w:r>

--- a/tillsyn/A 61327-2022 tillsynsbegäran.docx
+++ b/tillsyn/A 61327-2022 tillsynsbegäran.docx
@@ -678,7 +678,7 @@
     <w:r>
       <w:tab/>
       <w:tab/>
-      <w:t>2025-05-26</w:t>
+      <w:t>2025-05-27</w:t>
       <w:br/>
       <w:br/>
     </w:r>

--- a/tillsyn/A 61327-2022 tillsynsbegäran.docx
+++ b/tillsyn/A 61327-2022 tillsynsbegäran.docx
@@ -678,7 +678,7 @@
     <w:r>
       <w:tab/>
       <w:tab/>
-      <w:t>2025-05-27</w:t>
+      <w:t>2025-05-30</w:t>
       <w:br/>
       <w:br/>
     </w:r>

--- a/tillsyn/A 61327-2022 tillsynsbegäran.docx
+++ b/tillsyn/A 61327-2022 tillsynsbegäran.docx
@@ -678,7 +678,7 @@
     <w:r>
       <w:tab/>
       <w:tab/>
-      <w:t>2025-05-30</w:t>
+      <w:t>2025-06-01</w:t>
       <w:br/>
       <w:br/>
     </w:r>

--- a/tillsyn/A 61327-2022 tillsynsbegäran.docx
+++ b/tillsyn/A 61327-2022 tillsynsbegäran.docx
@@ -678,7 +678,7 @@
     <w:r>
       <w:tab/>
       <w:tab/>
-      <w:t>2025-06-01</w:t>
+      <w:t>2025-06-02</w:t>
       <w:br/>
       <w:br/>
     </w:r>

--- a/tillsyn/A 61327-2022 tillsynsbegäran.docx
+++ b/tillsyn/A 61327-2022 tillsynsbegäran.docx
@@ -678,7 +678,7 @@
     <w:r>
       <w:tab/>
       <w:tab/>
-      <w:t>2025-06-02</w:t>
+      <w:t>2025-06-03</w:t>
       <w:br/>
       <w:br/>
     </w:r>

--- a/tillsyn/A 61327-2022 tillsynsbegäran.docx
+++ b/tillsyn/A 61327-2022 tillsynsbegäran.docx
@@ -678,7 +678,7 @@
     <w:r>
       <w:tab/>
       <w:tab/>
-      <w:t>2025-06-03</w:t>
+      <w:t>2025-06-04</w:t>
       <w:br/>
       <w:br/>
     </w:r>

--- a/tillsyn/A 61327-2022 tillsynsbegäran.docx
+++ b/tillsyn/A 61327-2022 tillsynsbegäran.docx
@@ -678,7 +678,7 @@
     <w:r>
       <w:tab/>
       <w:tab/>
-      <w:t>2025-06-04</w:t>
+      <w:t>2025-06-05</w:t>
       <w:br/>
       <w:br/>
     </w:r>

--- a/tillsyn/A 61327-2022 tillsynsbegäran.docx
+++ b/tillsyn/A 61327-2022 tillsynsbegäran.docx
@@ -678,7 +678,7 @@
     <w:r>
       <w:tab/>
       <w:tab/>
-      <w:t>2025-06-05</w:t>
+      <w:t>2025-06-13</w:t>
       <w:br/>
       <w:br/>
     </w:r>

--- a/tillsyn/A 61327-2022 tillsynsbegäran.docx
+++ b/tillsyn/A 61327-2022 tillsynsbegäran.docx
@@ -678,7 +678,7 @@
     <w:r>
       <w:tab/>
       <w:tab/>
-      <w:t>2025-06-13</w:t>
+      <w:t>2025-06-15</w:t>
       <w:br/>
       <w:br/>
     </w:r>

--- a/tillsyn/A 61327-2022 tillsynsbegäran.docx
+++ b/tillsyn/A 61327-2022 tillsynsbegäran.docx
@@ -678,7 +678,7 @@
     <w:r>
       <w:tab/>
       <w:tab/>
-      <w:t>2025-06-15</w:t>
+      <w:t>2025-06-16</w:t>
       <w:br/>
       <w:br/>
     </w:r>

--- a/tillsyn/A 61327-2022 tillsynsbegäran.docx
+++ b/tillsyn/A 61327-2022 tillsynsbegäran.docx
@@ -678,7 +678,7 @@
     <w:r>
       <w:tab/>
       <w:tab/>
-      <w:t>2025-06-16</w:t>
+      <w:t>2025-06-17</w:t>
       <w:br/>
       <w:br/>
     </w:r>

--- a/tillsyn/A 61327-2022 tillsynsbegäran.docx
+++ b/tillsyn/A 61327-2022 tillsynsbegäran.docx
@@ -678,7 +678,7 @@
     <w:r>
       <w:tab/>
       <w:tab/>
-      <w:t>2025-06-17</w:t>
+      <w:t>2025-06-18</w:t>
       <w:br/>
       <w:br/>
     </w:r>

--- a/tillsyn/A 61327-2022 tillsynsbegäran.docx
+++ b/tillsyn/A 61327-2022 tillsynsbegäran.docx
@@ -678,7 +678,7 @@
     <w:r>
       <w:tab/>
       <w:tab/>
-      <w:t>2025-06-18</w:t>
+      <w:t>2025-06-19</w:t>
       <w:br/>
       <w:br/>
     </w:r>

--- a/tillsyn/A 61327-2022 tillsynsbegäran.docx
+++ b/tillsyn/A 61327-2022 tillsynsbegäran.docx
@@ -678,7 +678,7 @@
     <w:r>
       <w:tab/>
       <w:tab/>
-      <w:t>2025-06-19</w:t>
+      <w:t>2025-06-20</w:t>
       <w:br/>
       <w:br/>
     </w:r>

--- a/tillsyn/A 61327-2022 tillsynsbegäran.docx
+++ b/tillsyn/A 61327-2022 tillsynsbegäran.docx
@@ -678,7 +678,7 @@
     <w:r>
       <w:tab/>
       <w:tab/>
-      <w:t>2025-06-20</w:t>
+      <w:t>2025-06-21</w:t>
       <w:br/>
       <w:br/>
     </w:r>

--- a/tillsyn/A 61327-2022 tillsynsbegäran.docx
+++ b/tillsyn/A 61327-2022 tillsynsbegäran.docx
@@ -678,7 +678,7 @@
     <w:r>
       <w:tab/>
       <w:tab/>
-      <w:t>2025-06-21</w:t>
+      <w:t>2025-06-22</w:t>
       <w:br/>
       <w:br/>
     </w:r>

--- a/tillsyn/A 61327-2022 tillsynsbegäran.docx
+++ b/tillsyn/A 61327-2022 tillsynsbegäran.docx
@@ -678,7 +678,7 @@
     <w:r>
       <w:tab/>
       <w:tab/>
-      <w:t>2025-06-22</w:t>
+      <w:t>2025-06-23</w:t>
       <w:br/>
       <w:br/>
     </w:r>

--- a/tillsyn/A 61327-2022 tillsynsbegäran.docx
+++ b/tillsyn/A 61327-2022 tillsynsbegäran.docx
@@ -678,7 +678,7 @@
     <w:r>
       <w:tab/>
       <w:tab/>
-      <w:t>2025-06-23</w:t>
+      <w:t>2025-06-24</w:t>
       <w:br/>
       <w:br/>
     </w:r>

--- a/tillsyn/A 61327-2022 tillsynsbegäran.docx
+++ b/tillsyn/A 61327-2022 tillsynsbegäran.docx
@@ -678,7 +678,7 @@
     <w:r>
       <w:tab/>
       <w:tab/>
-      <w:t>2025-06-24</w:t>
+      <w:t>2025-06-25</w:t>
       <w:br/>
       <w:br/>
     </w:r>

--- a/tillsyn/A 61327-2022 tillsynsbegäran.docx
+++ b/tillsyn/A 61327-2022 tillsynsbegäran.docx
@@ -678,7 +678,7 @@
     <w:r>
       <w:tab/>
       <w:tab/>
-      <w:t>2025-06-25</w:t>
+      <w:t>2025-06-26</w:t>
       <w:br/>
       <w:br/>
     </w:r>

--- a/tillsyn/A 61327-2022 tillsynsbegäran.docx
+++ b/tillsyn/A 61327-2022 tillsynsbegäran.docx
@@ -678,7 +678,7 @@
     <w:r>
       <w:tab/>
       <w:tab/>
-      <w:t>2025-06-26</w:t>
+      <w:t>2025-06-27</w:t>
       <w:br/>
       <w:br/>
     </w:r>

--- a/tillsyn/A 61327-2022 tillsynsbegäran.docx
+++ b/tillsyn/A 61327-2022 tillsynsbegäran.docx
@@ -678,7 +678,7 @@
     <w:r>
       <w:tab/>
       <w:tab/>
-      <w:t>2025-06-27</w:t>
+      <w:t>2025-06-28</w:t>
       <w:br/>
       <w:br/>
     </w:r>

--- a/tillsyn/A 61327-2022 tillsynsbegäran.docx
+++ b/tillsyn/A 61327-2022 tillsynsbegäran.docx
@@ -678,7 +678,7 @@
     <w:r>
       <w:tab/>
       <w:tab/>
-      <w:t>2025-06-28</w:t>
+      <w:t>2025-06-29</w:t>
       <w:br/>
       <w:br/>
     </w:r>

--- a/tillsyn/A 61327-2022 tillsynsbegäran.docx
+++ b/tillsyn/A 61327-2022 tillsynsbegäran.docx
@@ -678,7 +678,7 @@
     <w:r>
       <w:tab/>
       <w:tab/>
-      <w:t>2025-06-29</w:t>
+      <w:t>2025-06-30</w:t>
       <w:br/>
       <w:br/>
     </w:r>

--- a/tillsyn/A 61327-2022 tillsynsbegäran.docx
+++ b/tillsyn/A 61327-2022 tillsynsbegäran.docx
@@ -678,7 +678,7 @@
     <w:r>
       <w:tab/>
       <w:tab/>
-      <w:t>2025-06-30</w:t>
+      <w:t>2025-07-01</w:t>
       <w:br/>
       <w:br/>
     </w:r>

--- a/tillsyn/A 61327-2022 tillsynsbegäran.docx
+++ b/tillsyn/A 61327-2022 tillsynsbegäran.docx
@@ -678,7 +678,7 @@
     <w:r>
       <w:tab/>
       <w:tab/>
-      <w:t>2025-07-01</w:t>
+      <w:t>2025-07-02</w:t>
       <w:br/>
       <w:br/>
     </w:r>

--- a/tillsyn/A 61327-2022 tillsynsbegäran.docx
+++ b/tillsyn/A 61327-2022 tillsynsbegäran.docx
@@ -678,7 +678,7 @@
     <w:r>
       <w:tab/>
       <w:tab/>
-      <w:t>2025-07-02</w:t>
+      <w:t>2025-07-03</w:t>
       <w:br/>
       <w:br/>
     </w:r>

--- a/tillsyn/A 61327-2022 tillsynsbegäran.docx
+++ b/tillsyn/A 61327-2022 tillsynsbegäran.docx
@@ -678,7 +678,7 @@
     <w:r>
       <w:tab/>
       <w:tab/>
-      <w:t>2025-07-03</w:t>
+      <w:t>2025-07-04</w:t>
       <w:br/>
       <w:br/>
     </w:r>

--- a/tillsyn/A 61327-2022 tillsynsbegäran.docx
+++ b/tillsyn/A 61327-2022 tillsynsbegäran.docx
@@ -678,7 +678,7 @@
     <w:r>
       <w:tab/>
       <w:tab/>
-      <w:t>2025-07-04</w:t>
+      <w:t>2025-07-05</w:t>
       <w:br/>
       <w:br/>
     </w:r>

--- a/tillsyn/A 61327-2022 tillsynsbegäran.docx
+++ b/tillsyn/A 61327-2022 tillsynsbegäran.docx
@@ -678,7 +678,7 @@
     <w:r>
       <w:tab/>
       <w:tab/>
-      <w:t>2025-07-05</w:t>
+      <w:t>2025-07-06</w:t>
       <w:br/>
       <w:br/>
     </w:r>

--- a/tillsyn/A 61327-2022 tillsynsbegäran.docx
+++ b/tillsyn/A 61327-2022 tillsynsbegäran.docx
@@ -678,7 +678,7 @@
     <w:r>
       <w:tab/>
       <w:tab/>
-      <w:t>2025-07-06</w:t>
+      <w:t>2025-07-07</w:t>
       <w:br/>
       <w:br/>
     </w:r>

--- a/tillsyn/A 61327-2022 tillsynsbegäran.docx
+++ b/tillsyn/A 61327-2022 tillsynsbegäran.docx
@@ -678,7 +678,7 @@
     <w:r>
       <w:tab/>
       <w:tab/>
-      <w:t>2025-07-07</w:t>
+      <w:t>2025-07-08</w:t>
       <w:br/>
       <w:br/>
     </w:r>

--- a/tillsyn/A 61327-2022 tillsynsbegäran.docx
+++ b/tillsyn/A 61327-2022 tillsynsbegäran.docx
@@ -678,7 +678,7 @@
     <w:r>
       <w:tab/>
       <w:tab/>
-      <w:t>2025-07-08</w:t>
+      <w:t>2025-07-09</w:t>
       <w:br/>
       <w:br/>
     </w:r>

--- a/tillsyn/A 61327-2022 tillsynsbegäran.docx
+++ b/tillsyn/A 61327-2022 tillsynsbegäran.docx
@@ -678,7 +678,7 @@
     <w:r>
       <w:tab/>
       <w:tab/>
-      <w:t>2025-07-09</w:t>
+      <w:t>2025-07-11</w:t>
       <w:br/>
       <w:br/>
     </w:r>

--- a/tillsyn/A 61327-2022 tillsynsbegäran.docx
+++ b/tillsyn/A 61327-2022 tillsynsbegäran.docx
@@ -678,7 +678,7 @@
     <w:r>
       <w:tab/>
       <w:tab/>
-      <w:t>2025-07-11</w:t>
+      <w:t>2025-07-12</w:t>
       <w:br/>
       <w:br/>
     </w:r>

--- a/tillsyn/A 61327-2022 tillsynsbegäran.docx
+++ b/tillsyn/A 61327-2022 tillsynsbegäran.docx
@@ -678,7 +678,7 @@
     <w:r>
       <w:tab/>
       <w:tab/>
-      <w:t>2025-07-12</w:t>
+      <w:t>2025-07-13</w:t>
       <w:br/>
       <w:br/>
     </w:r>

--- a/tillsyn/A 61327-2022 tillsynsbegäran.docx
+++ b/tillsyn/A 61327-2022 tillsynsbegäran.docx
@@ -678,7 +678,7 @@
     <w:r>
       <w:tab/>
       <w:tab/>
-      <w:t>2025-07-13</w:t>
+      <w:t>2025-07-14</w:t>
       <w:br/>
       <w:br/>
     </w:r>

--- a/tillsyn/A 61327-2022 tillsynsbegäran.docx
+++ b/tillsyn/A 61327-2022 tillsynsbegäran.docx
@@ -678,7 +678,7 @@
     <w:r>
       <w:tab/>
       <w:tab/>
-      <w:t>2025-08-06</w:t>
+      <w:t>2025-08-09</w:t>
       <w:br/>
       <w:br/>
     </w:r>
